--- a/manuscript/actinn-jax_supplementary.docx
+++ b/manuscript/actinn-jax_supplementary.docx
@@ -103,10 +103,10 @@
           <w:i/>
           <w:iCs/>
         </w:rPr>
-        <w:t xml:space="preserve">the main text as Supplementary Figure S1–S5 and Supplementary Table S1–S3.</w:t>
+        <w:t xml:space="preserve">the main text as Supplementary Figure S1–S4 and Supplementary Table S1–S3.</w:t>
       </w:r>
     </w:p>
-    <w:bookmarkStart w:id="24" w:name="supplementary-figures"/>
+    <w:bookmarkStart w:id="21" w:name="supplementary-figures"/>
     <w:p>
       <w:pPr>
         <w:pStyle w:val="Heading1"/>
@@ -229,147 +229,20 @@
       <w:r>
         <w:drawing>
           <wp:inline>
-            <wp:extent cx="5334000" cy="2130714"/>
+            <wp:extent cx="5334000" cy="3641513"/>
             <wp:effectExtent b="0" l="0" r="0" t="0"/>
-            <wp:docPr descr="abstain trade-off" title="" id="13" name="Picture"/>
+            <wp:docPr descr="per-class recall, blood and gut" title="" id="13" name="Picture"/>
             <a:graphic>
               <a:graphicData uri="http://schemas.openxmlformats.org/drawingml/2006/picture">
                 <pic:pic>
                   <pic:nvPicPr>
-                    <pic:cNvPr descr="/Users/iandriver/Downloads/actinn-jax-benchmark/docs/figures/fig_abstain.png" id="14" name="Picture"/>
+                    <pic:cNvPr descr="/Users/iandriver/Downloads/actinn-jax-benchmark/docs/figures/fig_perclass_blood_gut_intra.png" id="14" name="Picture"/>
                     <pic:cNvPicPr>
                       <a:picLocks noChangeArrowheads="1" noChangeAspect="1"/>
                     </pic:cNvPicPr>
                   </pic:nvPicPr>
                   <pic:blipFill>
                     <a:blip r:embed="rId12"/>
-                    <a:stretch>
-                      <a:fillRect/>
-                    </a:stretch>
-                  </pic:blipFill>
-                  <pic:spPr bwMode="auto">
-                    <a:xfrm>
-                      <a:off x="0" y="0"/>
-                      <a:ext cx="5334000" cy="2130714"/>
-                    </a:xfrm>
-                    <a:prstGeom prst="rect">
-                      <a:avLst/>
-                    </a:prstGeom>
-                    <a:noFill/>
-                    <a:ln w="9525">
-                      <a:noFill/>
-                      <a:headEnd/>
-                      <a:tailEnd/>
-                    </a:ln>
-                  </pic:spPr>
-                </pic:pic>
-              </a:graphicData>
-            </a:graphic>
-          </wp:inline>
-        </w:drawing>
-      </w:r>
-    </w:p>
-    <w:p>
-      <w:pPr>
-        <w:pStyle w:val="BodyText"/>
-      </w:pPr>
-      <w:r>
-        <w:rPr>
-          <w:b/>
-          <w:bCs/>
-        </w:rPr>
-        <w:t xml:space="preserve">Figure S2.</w:t>
-      </w:r>
-      <w:r>
-        <w:t xml:space="preserve"> </w:t>
-      </w:r>
-      <w:r>
-        <w:t xml:space="preserve">Abstention with 9 of 36 liver cell types withheld from the reference, so 1,350</w:t>
-      </w:r>
-      <w:r>
-        <w:t xml:space="preserve"> </w:t>
-      </w:r>
-      <w:r>
-        <w:t xml:space="preserve">query cells are genuinely out of distribution.</w:t>
-      </w:r>
-      <w:r>
-        <w:t xml:space="preserve"> </w:t>
-      </w:r>
-      <w:r>
-        <w:rPr>
-          <w:i/>
-          <w:iCs/>
-        </w:rPr>
-        <w:t xml:space="preserve">Left:</w:t>
-      </w:r>
-      <w:r>
-        <w:t xml:space="preserve"> </w:t>
-      </w:r>
-      <w:r>
-        <w:t xml:space="preserve">accuracy on kept cells against</w:t>
-      </w:r>
-      <w:r>
-        <w:t xml:space="preserve"> </w:t>
-      </w:r>
-      <w:r>
-        <w:t xml:space="preserve">coverage.</w:t>
-      </w:r>
-      <w:r>
-        <w:t xml:space="preserve"> </w:t>
-      </w:r>
-      <w:r>
-        <w:rPr>
-          <w:i/>
-          <w:iCs/>
-        </w:rPr>
-        <w:t xml:space="preserve">Right:</w:t>
-      </w:r>
-      <w:r>
-        <w:t xml:space="preserve"> </w:t>
-      </w:r>
-      <w:r>
-        <w:t xml:space="preserve">the fraction of held-out-type cells flagged as the threshold rises.</w:t>
-      </w:r>
-      <w:r>
-        <w:t xml:space="preserve"> </w:t>
-      </w:r>
-      <w:r>
-        <w:t xml:space="preserve">actinn-jax traces a usable curve on both axes; CellTypist’s probabilities are saturated, so</w:t>
-      </w:r>
-      <w:r>
-        <w:t xml:space="preserve"> </w:t>
-      </w:r>
-      <w:r>
-        <w:t xml:space="preserve">thresholds from 0.3 to 0.9 land on a single operating point and its novel-cell detection is</w:t>
-      </w:r>
-      <w:r>
-        <w:t xml:space="preserve"> </w:t>
-      </w:r>
-      <w:r>
-        <w:t xml:space="preserve">flat from 0.3 onward.</w:t>
-      </w:r>
-    </w:p>
-    <w:p>
-      <w:pPr>
-        <w:pStyle w:val="BodyText"/>
-      </w:pPr>
-      <w:r>
-        <w:drawing>
-          <wp:inline>
-            <wp:extent cx="5334000" cy="3641513"/>
-            <wp:effectExtent b="0" l="0" r="0" t="0"/>
-            <wp:docPr descr="per-class recall, blood and gut" title="" id="16" name="Picture"/>
-            <a:graphic>
-              <a:graphicData uri="http://schemas.openxmlformats.org/drawingml/2006/picture">
-                <pic:pic>
-                  <pic:nvPicPr>
-                    <pic:cNvPr descr="/Users/iandriver/Downloads/actinn-jax-benchmark/docs/figures/fig_perclass_blood_gut_intra.png" id="17" name="Picture"/>
-                    <pic:cNvPicPr>
-                      <a:picLocks noChangeArrowheads="1" noChangeAspect="1"/>
-                    </pic:cNvPicPr>
-                  </pic:nvPicPr>
-                  <pic:blipFill>
-                    <a:blip r:embed="rId15"/>
                     <a:stretch>
                       <a:fillRect/>
                     </a:stretch>
@@ -405,7 +278,7 @@
           <w:b/>
           <w:bCs/>
         </w:rPr>
-        <w:t xml:space="preserve">Figure S3.</w:t>
+        <w:t xml:space="preserve">Figure S2.</w:t>
       </w:r>
       <w:r>
         <w:t xml:space="preserve"> </w:t>
@@ -453,18 +326,18 @@
           <wp:inline>
             <wp:extent cx="5334000" cy="3680721"/>
             <wp:effectExtent b="0" l="0" r="0" t="0"/>
-            <wp:docPr descr="per-class recall, lung" title="" id="19" name="Picture"/>
+            <wp:docPr descr="per-class recall, lung" title="" id="16" name="Picture"/>
             <a:graphic>
               <a:graphicData uri="http://schemas.openxmlformats.org/drawingml/2006/picture">
                 <pic:pic>
                   <pic:nvPicPr>
-                    <pic:cNvPr descr="/Users/iandriver/Downloads/actinn-jax-benchmark/docs/figures/fig_perclass_lung_intra.png" id="20" name="Picture"/>
+                    <pic:cNvPr descr="/Users/iandriver/Downloads/actinn-jax-benchmark/docs/figures/fig_perclass_lung_intra.png" id="17" name="Picture"/>
                     <pic:cNvPicPr>
                       <a:picLocks noChangeArrowheads="1" noChangeAspect="1"/>
                     </pic:cNvPicPr>
                   </pic:nvPicPr>
                   <pic:blipFill>
-                    <a:blip r:embed="rId18"/>
+                    <a:blip r:embed="rId15"/>
                     <a:stretch>
                       <a:fillRect/>
                     </a:stretch>
@@ -500,7 +373,7 @@
           <w:b/>
           <w:bCs/>
         </w:rPr>
-        <w:t xml:space="preserve">Figure S4.</w:t>
+        <w:t xml:space="preserve">Figure S3.</w:t>
       </w:r>
       <w:r>
         <w:t xml:space="preserve"> </w:t>
@@ -524,18 +397,18 @@
           <wp:inline>
             <wp:extent cx="5334000" cy="3829399"/>
             <wp:effectExtent b="0" l="0" r="0" t="0"/>
-            <wp:docPr descr="per-class recall, liver" title="" id="22" name="Picture"/>
+            <wp:docPr descr="per-class recall, liver" title="" id="19" name="Picture"/>
             <a:graphic>
               <a:graphicData uri="http://schemas.openxmlformats.org/drawingml/2006/picture">
                 <pic:pic>
                   <pic:nvPicPr>
-                    <pic:cNvPr descr="/Users/iandriver/Downloads/actinn-jax-benchmark/docs/figures/fig_perclass_liver_intra.png" id="23" name="Picture"/>
+                    <pic:cNvPr descr="/Users/iandriver/Downloads/actinn-jax-benchmark/docs/figures/fig_perclass_liver_intra.png" id="20" name="Picture"/>
                     <pic:cNvPicPr>
                       <a:picLocks noChangeArrowheads="1" noChangeAspect="1"/>
                     </pic:cNvPicPr>
                   </pic:nvPicPr>
                   <pic:blipFill>
-                    <a:blip r:embed="rId21"/>
+                    <a:blip r:embed="rId18"/>
                     <a:stretch>
                       <a:fillRect/>
                     </a:stretch>
@@ -571,7 +444,7 @@
           <w:b/>
           <w:bCs/>
         </w:rPr>
-        <w:t xml:space="preserve">Figure S5.</w:t>
+        <w:t xml:space="preserve">Figure S4.</w:t>
       </w:r>
       <w:r>
         <w:t xml:space="preserve"> </w:t>
@@ -586,8 +459,8 @@
         <w:t xml:space="preserve">median best-minus-worst 0.43 — the widest disagreement of the three splits.</w:t>
       </w:r>
     </w:p>
-    <w:bookmarkEnd w:id="24"/>
-    <w:bookmarkStart w:id="25" w:name="supplementary-tables"/>
+    <w:bookmarkEnd w:id="21"/>
+    <w:bookmarkStart w:id="22" w:name="supplementary-tables"/>
     <w:p>
       <w:pPr>
         <w:pStyle w:val="Heading1"/>
@@ -2587,7 +2460,7 @@
         <w:t xml:space="preserve">the meaningful column.</w:t>
       </w:r>
     </w:p>
-    <w:bookmarkEnd w:id="25"/>
+    <w:bookmarkEnd w:id="22"/>
     <w:sectPr>
       <w:footnotePr>
         <w:numRestart w:val="eachSect"/>

--- a/manuscript/actinn-jax_supplementary.docx
+++ b/manuscript/actinn-jax_supplementary.docx
@@ -201,25 +201,37 @@
         <w:t xml:space="preserve"> </w:t>
       </w:r>
       <w:r>
-        <w:t xml:space="preserve">broad pass scores 0.12 exact on the shown cells and recovers +0.22 through the ontology —</w:t>
-      </w:r>
-      <w:r>
-        <w:t xml:space="preserve"> </w:t>
-      </w:r>
-      <w:r>
-        <w:t xml:space="preserve">its mistakes are the right lineage at the wrong depth (hepatocyte → midzonal or</w:t>
-      </w:r>
-      <w:r>
-        <w:t xml:space="preserve"> </w:t>
-      </w:r>
-      <w:r>
-        <w:t xml:space="preserve">centrilobular hepatocyte; NK cell → hepatic pit cell, the Cell Ontology term for a liver NK</w:t>
-      </w:r>
-      <w:r>
-        <w:t xml:space="preserve"> </w:t>
-      </w:r>
-      <w:r>
-        <w:t xml:space="preserve">cell). The focused pass is 0.63 exact, +0.05.</w:t>
+        <w:t xml:space="preserve">scores below each panel are means over the twelve truth types drawn, not over the whole</w:t>
+      </w:r>
+      <w:r>
+        <w:t xml:space="preserve"> </w:t>
+      </w:r>
+      <w:r>
+        <w:t xml:space="preserve">query, so they run lower than the query-wide figures quoted in the main text. The broad pass</w:t>
+      </w:r>
+      <w:r>
+        <w:t xml:space="preserve"> </w:t>
+      </w:r>
+      <w:r>
+        <w:t xml:space="preserve">scores 0.12 exact and recovers +0.22 through the ontology — its mistakes are the right lineage</w:t>
+      </w:r>
+      <w:r>
+        <w:t xml:space="preserve"> </w:t>
+      </w:r>
+      <w:r>
+        <w:t xml:space="preserve">at the wrong depth (hepatocyte → midzonal or centrilobular hepatocyte; NK cell → hepatic pit</w:t>
+      </w:r>
+      <w:r>
+        <w:t xml:space="preserve"> </w:t>
+      </w:r>
+      <w:r>
+        <w:t xml:space="preserve">cell, the Cell Ontology term for a liver NK cell). The focused pass scores 0.63 exact, +0.05:</w:t>
+      </w:r>
+      <w:r>
+        <w:t xml:space="preserve"> </w:t>
+      </w:r>
+      <w:r>
+        <w:t xml:space="preserve">it is already right most of the time, so the ontology has little left to recover.</w:t>
       </w:r>
     </w:p>
     <w:p>
@@ -379,13 +391,13 @@
         <w:t xml:space="preserve"> </w:t>
       </w:r>
       <w:r>
-        <w:t xml:space="preserve">Per-class recall on the 46-type lung split. Mean pairwise Spearman 0.65;</w:t>
-      </w:r>
-      <w:r>
-        <w:t xml:space="preserve"> </w:t>
-      </w:r>
-      <w:r>
-        <w:t xml:space="preserve">median best-minus-worst 0.16.</w:t>
+        <w:t xml:space="preserve">Per-class recall on the 46-type lung split, drawn as in Figure S2. Methods</w:t>
+      </w:r>
+      <w:r>
+        <w:t xml:space="preserve"> </w:t>
+      </w:r>
+      <w:r>
+        <w:t xml:space="preserve">agree more here than on blood+gut: mean pairwise Spearman 0.65, median best-minus-worst 0.16.</w:t>
       </w:r>
     </w:p>
     <w:p>
@@ -450,13 +462,25 @@
         <w:t xml:space="preserve"> </w:t>
       </w:r>
       <w:r>
-        <w:t xml:space="preserve">Per-class recall on the 36-type liver split. Mean pairwise Spearman 0.66;</w:t>
-      </w:r>
-      <w:r>
-        <w:t xml:space="preserve"> </w:t>
-      </w:r>
-      <w:r>
-        <w:t xml:space="preserve">median best-minus-worst 0.43 — the widest disagreement of the three splits.</w:t>
+        <w:t xml:space="preserve">Per-class recall on the 36-type liver split, drawn as in Figure S2. Mean</w:t>
+      </w:r>
+      <w:r>
+        <w:t xml:space="preserve"> </w:t>
+      </w:r>
+      <w:r>
+        <w:t xml:space="preserve">pairwise Spearman is 0.66, but the median best-minus-worst gap is 0.43 — the widest</w:t>
+      </w:r>
+      <w:r>
+        <w:t xml:space="preserve"> </w:t>
+      </w:r>
+      <w:r>
+        <w:t xml:space="preserve">disagreement of the three splits, and a reminder that a high rank correlation between methods</w:t>
+      </w:r>
+      <w:r>
+        <w:t xml:space="preserve"> </w:t>
+      </w:r>
+      <w:r>
+        <w:t xml:space="preserve">still leaves large per-class differences.</w:t>
       </w:r>
     </w:p>
     <w:bookmarkEnd w:id="21"/>
@@ -1510,7 +1534,42 @@
         <w:t xml:space="preserve">rejection</w:t>
       </w:r>
       <w:r>
-        <w:t xml:space="preserve">), and the runtime stack it was run on.</w:t>
+        <w:t xml:space="preserve">), and the runtime stack it was run on. Bold marks</w:t>
+      </w:r>
+      <w:r>
+        <w:t xml:space="preserve"> </w:t>
+      </w:r>
+      <w:r>
+        <w:t xml:space="preserve">the methods added to this panel here.</w:t>
+      </w:r>
+    </w:p>
+    <w:p>
+      <w:pPr>
+        <w:pStyle w:val="BodyText"/>
+      </w:pPr>
+      <w:r>
+        <w:t xml:space="preserve">†</w:t>
+      </w:r>
+      <w:r>
+        <w:t xml:space="preserve"> </w:t>
+      </w:r>
+      <w:r>
+        <w:rPr>
+          <w:rStyle w:val="VerbatimChar"/>
+        </w:rPr>
+        <w:t xml:space="preserve">linear-anova-pca</w:t>
+      </w:r>
+      <w:r>
+        <w:t xml:space="preserve"> </w:t>
+      </w:r>
+      <w:r>
+        <w:t xml:space="preserve">has no method paper: it is a baseline assembled here from scikit-learn</w:t>
+      </w:r>
+      <w:r>
+        <w:t xml:space="preserve"> </w:t>
+      </w:r>
+      <w:r>
+        <w:t xml:space="preserve">components, tuned deliberately to be the strongest simple competitor we could build.</w:t>
       </w:r>
     </w:p>
     <w:tbl>

--- a/manuscript/actinn-jax_supplementary.docx
+++ b/manuscript/actinn-jax_supplementary.docx
@@ -82,7 +82,7 @@
           <w:i/>
           <w:iCs/>
         </w:rPr>
-        <w:t xml:space="preserve">“Annotating single-cell data on a laptop”</w:t>
+        <w:t xml:space="preserve">“A benchmark of cell-type annotation methods for single-cell data”</w:t>
       </w:r>
       <w:r>
         <w:rPr>

--- a/manuscript/actinn-jax_supplementary.docx
+++ b/manuscript/actinn-jax_supplementary.docx
@@ -103,10 +103,10 @@
           <w:i/>
           <w:iCs/>
         </w:rPr>
-        <w:t xml:space="preserve">the main text as Supplementary Figure S1–S4 and Supplementary Table S1–S3.</w:t>
+        <w:t xml:space="preserve">the main text as Supplementary Figure S1–S10 and Supplementary Table S1–S3.</w:t>
       </w:r>
     </w:p>
-    <w:bookmarkStart w:id="21" w:name="supplementary-figures"/>
+    <w:bookmarkStart w:id="24" w:name="supplementary-figures"/>
     <w:p>
       <w:pPr>
         <w:pStyle w:val="Heading1"/>
@@ -241,7 +241,7 @@
       <w:r>
         <w:drawing>
           <wp:inline>
-            <wp:extent cx="5334000" cy="3641513"/>
+            <wp:extent cx="5334000" cy="3825741"/>
             <wp:effectExtent b="0" l="0" r="0" t="0"/>
             <wp:docPr descr="per-class recall, blood and gut" title="" id="13" name="Picture"/>
             <a:graphic>
@@ -262,7 +262,7 @@
                   <pic:spPr bwMode="auto">
                     <a:xfrm>
                       <a:off x="0" y="0"/>
-                      <a:ext cx="5334000" cy="3641513"/>
+                      <a:ext cx="5334000" cy="3825741"/>
                     </a:xfrm>
                     <a:prstGeom prst="rect">
                       <a:avLst/>
@@ -314,19 +314,52 @@
         <w:t xml:space="preserve"> </w:t>
       </w:r>
       <w:r>
-        <w:t xml:space="preserve">between methods’ per-class recall is 0.58. Class size is not the explanation — the test split</w:t>
-      </w:r>
-      <w:r>
-        <w:t xml:space="preserve"> </w:t>
-      </w:r>
-      <w:r>
-        <w:t xml:space="preserve">is capped per label at 14–30 cells for all 86 classes, and the ten smallest classes score</w:t>
-      </w:r>
-      <w:r>
-        <w:t xml:space="preserve"> </w:t>
-      </w:r>
-      <w:r>
-        <w:t xml:space="preserve">slightly higher than the ten largest (0.865 vs 0.827).</w:t>
+        <w:t xml:space="preserve">between methods’ per-class recall is 0.58. Class size is not the explanation, and on this</w:t>
+      </w:r>
+      <w:r>
+        <w:t xml:space="preserve"> </w:t>
+      </w:r>
+      <w:r>
+        <w:t xml:space="preserve">split it cannot be: capping per label leaves</w:t>
+      </w:r>
+      <w:r>
+        <w:t xml:space="preserve"> </w:t>
+      </w:r>
+      <w:r>
+        <w:rPr>
+          <w:b/>
+          <w:bCs/>
+        </w:rPr>
+        <w:t xml:space="preserve">84 of the 86 classes holding exactly 30 test</w:t>
+      </w:r>
+      <w:r>
+        <w:rPr>
+          <w:b/>
+          <w:bCs/>
+        </w:rPr>
+        <w:t xml:space="preserve"> </w:t>
+      </w:r>
+      <w:r>
+        <w:rPr>
+          <w:b/>
+          <w:bCs/>
+        </w:rPr>
+        <w:t xml:space="preserve">cells</w:t>
+      </w:r>
+      <w:r>
+        <w:t xml:space="preserve">, with the remaining two at 29 and 14. There is no size variation left for rarity to</w:t>
+      </w:r>
+      <w:r>
+        <w:t xml:space="preserve"> </w:t>
+      </w:r>
+      <w:r>
+        <w:t xml:space="preserve">act through, so the disagreement is about which types a method finds hard, not how many</w:t>
+      </w:r>
+      <w:r>
+        <w:t xml:space="preserve"> </w:t>
+      </w:r>
+      <w:r>
+        <w:t xml:space="preserve">examples it saw.</w:t>
       </w:r>
     </w:p>
     <w:p>
@@ -336,7 +369,7 @@
       <w:r>
         <w:drawing>
           <wp:inline>
-            <wp:extent cx="5334000" cy="3680721"/>
+            <wp:extent cx="5334000" cy="3866932"/>
             <wp:effectExtent b="0" l="0" r="0" t="0"/>
             <wp:docPr descr="per-class recall, lung" title="" id="16" name="Picture"/>
             <a:graphic>
@@ -357,7 +390,7 @@
                   <pic:spPr bwMode="auto">
                     <a:xfrm>
                       <a:off x="0" y="0"/>
-                      <a:ext cx="5334000" cy="3680721"/>
+                      <a:ext cx="5334000" cy="3866932"/>
                     </a:xfrm>
                     <a:prstGeom prst="rect">
                       <a:avLst/>
@@ -407,7 +440,7 @@
       <w:r>
         <w:drawing>
           <wp:inline>
-            <wp:extent cx="5334000" cy="3829399"/>
+            <wp:extent cx="5334000" cy="4023132"/>
             <wp:effectExtent b="0" l="0" r="0" t="0"/>
             <wp:docPr descr="per-class recall, liver" title="" id="19" name="Picture"/>
             <a:graphic>
@@ -428,7 +461,7 @@
                   <pic:spPr bwMode="auto">
                     <a:xfrm>
                       <a:off x="0" y="0"/>
-                      <a:ext cx="5334000" cy="3829399"/>
+                      <a:ext cx="5334000" cy="4023132"/>
                     </a:xfrm>
                     <a:prstGeom prst="rect">
                       <a:avLst/>
@@ -483,8 +516,148 @@
         <w:t xml:space="preserve">still leaves large per-class differences.</w:t>
       </w:r>
     </w:p>
-    <w:bookmarkEnd w:id="21"/>
-    <w:bookmarkStart w:id="22" w:name="supplementary-tables"/>
+    <w:p>
+      <w:pPr>
+        <w:pStyle w:val="BodyText"/>
+      </w:pPr>
+      <w:r>
+        <w:drawing>
+          <wp:inline>
+            <wp:extent cx="5334000" cy="4186558"/>
+            <wp:effectExtent b="0" l="0" r="0" t="0"/>
+            <wp:docPr descr="per-class recall, brain clusters" title="" id="22" name="Picture"/>
+            <a:graphic>
+              <a:graphicData uri="http://schemas.openxmlformats.org/drawingml/2006/picture">
+                <pic:pic>
+                  <pic:nvPicPr>
+                    <pic:cNvPr descr="/Users/iandriver/Downloads/actinn-jax-benchmark/docs/figures/fig_perclass_brain_cluster_intra.png" id="23" name="Picture"/>
+                    <pic:cNvPicPr>
+                      <a:picLocks noChangeArrowheads="1" noChangeAspect="1"/>
+                    </pic:cNvPicPr>
+                  </pic:nvPicPr>
+                  <pic:blipFill>
+                    <a:blip r:embed="rId21"/>
+                    <a:stretch>
+                      <a:fillRect/>
+                    </a:stretch>
+                  </pic:blipFill>
+                  <pic:spPr bwMode="auto">
+                    <a:xfrm>
+                      <a:off x="0" y="0"/>
+                      <a:ext cx="5334000" cy="4186558"/>
+                    </a:xfrm>
+                    <a:prstGeom prst="rect">
+                      <a:avLst/>
+                    </a:prstGeom>
+                    <a:noFill/>
+                    <a:ln w="9525">
+                      <a:noFill/>
+                      <a:headEnd/>
+                      <a:tailEnd/>
+                    </a:ln>
+                  </pic:spPr>
+                </pic:pic>
+              </a:graphicData>
+            </a:graphic>
+          </wp:inline>
+        </w:drawing>
+      </w:r>
+    </w:p>
+    <w:p>
+      <w:pPr>
+        <w:pStyle w:val="BodyText"/>
+      </w:pPr>
+      <w:r>
+        <w:rPr>
+          <w:b/>
+          <w:bCs/>
+        </w:rPr>
+        <w:t xml:space="preserve">Figure S5.</w:t>
+      </w:r>
+      <w:r>
+        <w:t xml:space="preserve"> </w:t>
+      </w:r>
+      <w:r>
+        <w:t xml:space="preserve">Per-class recall on the 151-type brain cluster split, drawn as in Figure S2.</w:t>
+      </w:r>
+      <w:r>
+        <w:t xml:space="preserve"> </w:t>
+      </w:r>
+      <w:r>
+        <w:t xml:space="preserve">This is the split where the panel’s ranking inverts (§3.1): the two correlation methods,</w:t>
+      </w:r>
+      <w:r>
+        <w:t xml:space="preserve"> </w:t>
+      </w:r>
+      <w:r>
+        <w:t xml:space="preserve">weakest almost everywhere else, sit among the leaders, and actinn-jax is tenth of eleven.</w:t>
+      </w:r>
+      <w:r>
+        <w:t xml:space="preserve"> </w:t>
+      </w:r>
+      <w:r>
+        <w:t xml:space="preserve">Mean pairwise Spearman is 0.61 and the median best-minus-worst gap is 0.32, rising to 0.88.</w:t>
+      </w:r>
+      <w:r>
+        <w:t xml:space="preserve"> </w:t>
+      </w:r>
+      <w:r>
+        <w:t xml:space="preserve">The disagreement is concentrated in the graded families —</w:t>
+      </w:r>
+      <w:r>
+        <w:t xml:space="preserve"> </w:t>
+      </w:r>
+      <w:r>
+        <w:rPr>
+          <w:rStyle w:val="VerbatimChar"/>
+        </w:rPr>
+        <w:t xml:space="preserve">L2/3 IT</w:t>
+      </w:r>
+      <w:r>
+        <w:t xml:space="preserve">,</w:t>
+      </w:r>
+      <w:r>
+        <w:t xml:space="preserve"> </w:t>
+      </w:r>
+      <w:r>
+        <w:rPr>
+          <w:rStyle w:val="VerbatimChar"/>
+        </w:rPr>
+        <w:t xml:space="preserve">Sst</w:t>
+      </w:r>
+      <w:r>
+        <w:t xml:space="preserve">,</w:t>
+      </w:r>
+      <w:r>
+        <w:t xml:space="preserve"> </w:t>
+      </w:r>
+      <w:r>
+        <w:rPr>
+          <w:rStyle w:val="VerbatimChar"/>
+        </w:rPr>
+        <w:t xml:space="preserve">Vip</w:t>
+      </w:r>
+      <w:r>
+        <w:t xml:space="preserve"> </w:t>
+      </w:r>
+      <w:r>
+        <w:t xml:space="preserve">— where</w:t>
+      </w:r>
+      <w:r>
+        <w:t xml:space="preserve"> </w:t>
+      </w:r>
+      <w:r>
+        <w:t xml:space="preserve">neighbouring clusters differ by degree rather than by marker, and not in the rare classes:</w:t>
+      </w:r>
+      <w:r>
+        <w:t xml:space="preserve"> </w:t>
+      </w:r>
+      <w:r>
+        <w:t xml:space="preserve">capping at 100 cells per cluster leaves 130 of the 151 classes tied at 25 test cells.</w:t>
+      </w:r>
+    </w:p>
+    <w:bookmarkEnd w:id="24"/>
+    <w:bookmarkStart w:id="25" w:name="supplementary-tables"/>
     <w:p>
       <w:pPr>
         <w:pStyle w:val="Heading1"/>
@@ -2151,6 +2324,164 @@
           </w:p>
         </w:tc>
       </w:tr>
+      <w:tr>
+        <w:tc>
+          <w:tcPr/>
+          <w:p>
+            <w:pPr>
+              <w:pStyle w:val="Compact"/>
+            </w:pPr>
+            <w:r>
+              <w:t xml:space="preserve">brain_intra</w:t>
+            </w:r>
+          </w:p>
+        </w:tc>
+        <w:tc>
+          <w:tcPr/>
+          <w:p>
+            <w:pPr>
+              <w:pStyle w:val="Compact"/>
+            </w:pPr>
+            <w:r>
+              <w:t xml:space="preserve">[Jorstad 2023]</w:t>
+            </w:r>
+          </w:p>
+        </w:tc>
+        <w:tc>
+          <w:tcPr/>
+          <w:p>
+            <w:pPr>
+              <w:pStyle w:val="Compact"/>
+            </w:pPr>
+            <w:r>
+              <w:t xml:space="preserve">within-dataset</w:t>
+            </w:r>
+          </w:p>
+        </w:tc>
+        <w:tc>
+          <w:tcPr/>
+          <w:p>
+            <w:pPr>
+              <w:pStyle w:val="Compact"/>
+            </w:pPr>
+            <w:r>
+              <w:t xml:space="preserve">brain, MTG (Allen)</w:t>
+            </w:r>
+          </w:p>
+        </w:tc>
+        <w:tc>
+          <w:tcPr/>
+          <w:p>
+            <w:pPr>
+              <w:pStyle w:val="Compact"/>
+            </w:pPr>
+            <w:r>
+              <w:t xml:space="preserve">24</w:t>
+            </w:r>
+          </w:p>
+        </w:tc>
+        <w:tc>
+          <w:tcPr/>
+          <w:p>
+            <w:pPr>
+              <w:pStyle w:val="Compact"/>
+            </w:pPr>
+            <w:r>
+              <w:t xml:space="preserve">Ensembl</w:t>
+            </w:r>
+          </w:p>
+        </w:tc>
+        <w:tc>
+          <w:tcPr/>
+          <w:p>
+            <w:pPr>
+              <w:pStyle w:val="Compact"/>
+            </w:pPr>
+            <w:r>
+              <w:t xml:space="preserve">single nuclei; Allen subclasses</w:t>
+            </w:r>
+          </w:p>
+        </w:tc>
+      </w:tr>
+      <w:tr>
+        <w:tc>
+          <w:tcPr/>
+          <w:p>
+            <w:pPr>
+              <w:pStyle w:val="Compact"/>
+            </w:pPr>
+            <w:r>
+              <w:t xml:space="preserve">brain_cluster</w:t>
+            </w:r>
+          </w:p>
+        </w:tc>
+        <w:tc>
+          <w:tcPr/>
+          <w:p>
+            <w:pPr>
+              <w:pStyle w:val="Compact"/>
+            </w:pPr>
+            <w:r>
+              <w:t xml:space="preserve">[Jorstad 2023]</w:t>
+            </w:r>
+          </w:p>
+        </w:tc>
+        <w:tc>
+          <w:tcPr/>
+          <w:p>
+            <w:pPr>
+              <w:pStyle w:val="Compact"/>
+            </w:pPr>
+            <w:r>
+              <w:t xml:space="preserve">within-dataset</w:t>
+            </w:r>
+          </w:p>
+        </w:tc>
+        <w:tc>
+          <w:tcPr/>
+          <w:p>
+            <w:pPr>
+              <w:pStyle w:val="Compact"/>
+            </w:pPr>
+            <w:r>
+              <w:t xml:space="preserve">brain, MTG (Allen)</w:t>
+            </w:r>
+          </w:p>
+        </w:tc>
+        <w:tc>
+          <w:tcPr/>
+          <w:p>
+            <w:pPr>
+              <w:pStyle w:val="Compact"/>
+            </w:pPr>
+            <w:r>
+              <w:t xml:space="preserve">151</w:t>
+            </w:r>
+          </w:p>
+        </w:tc>
+        <w:tc>
+          <w:tcPr/>
+          <w:p>
+            <w:pPr>
+              <w:pStyle w:val="Compact"/>
+            </w:pPr>
+            <w:r>
+              <w:t xml:space="preserve">Ensembl</w:t>
+            </w:r>
+          </w:p>
+        </w:tc>
+        <w:tc>
+          <w:tcPr/>
+          <w:p>
+            <w:pPr>
+              <w:pStyle w:val="Compact"/>
+            </w:pPr>
+            <w:r>
+              <w:t xml:space="preserve">same nuclei, CCN cell sets</w:t>
+            </w:r>
+          </w:p>
+        </w:tc>
+      </w:tr>
     </w:tbl>
     <w:p>
       <w:pPr>
@@ -2167,7 +2498,7 @@
         <w:t xml:space="preserve"> </w:t>
       </w:r>
       <w:r>
-        <w:t xml:space="preserve">The six benchmark datasets.</w:t>
+        <w:t xml:space="preserve">The eight benchmark splits over seven datasets.</w:t>
       </w:r>
       <w:r>
         <w:t xml:space="preserve"> </w:t>
@@ -2211,7 +2542,34 @@
         <w:t xml:space="preserve"> </w:t>
       </w:r>
       <w:r>
-        <w:t xml:space="preserve">Ensembl ids or gene symbols.</w:t>
+        <w:t xml:space="preserve">Ensembl ids or gene symbols. Brain is labelled with Allen’s</w:t>
+      </w:r>
+      <w:r>
+        <w:t xml:space="preserve"> </w:t>
+      </w:r>
+      <w:r>
+        <w:rPr>
+          <w:rStyle w:val="VerbatimChar"/>
+        </w:rPr>
+        <w:t xml:space="preserve">Subclass</w:t>
+      </w:r>
+      <w:r>
+        <w:t xml:space="preserve"> </w:t>
+      </w:r>
+      <w:r>
+        <w:t xml:space="preserve">rather than with Cell</w:t>
+      </w:r>
+      <w:r>
+        <w:t xml:space="preserve"> </w:t>
+      </w:r>
+      <w:r>
+        <w:t xml:space="preserve">Ontology terms, which collapse its 24 subclasses to 18 (§2.3), so it carries no ontology</w:t>
+      </w:r>
+      <w:r>
+        <w:t xml:space="preserve"> </w:t>
+      </w:r>
+      <w:r>
+        <w:t xml:space="preserve">score.</w:t>
       </w:r>
     </w:p>
     <w:tbl>
@@ -2483,7 +2841,77 @@
               <w:pStyle w:val="Compact"/>
             </w:pPr>
             <w:r>
-              <w:t xml:space="preserve">scArches 0.931</w:t>
+              <w:t xml:space="preserve">scArches 0.940</w:t>
+            </w:r>
+          </w:p>
+        </w:tc>
+      </w:tr>
+      <w:tr>
+        <w:tc>
+          <w:tcPr/>
+          <w:p>
+            <w:pPr>
+              <w:pStyle w:val="Compact"/>
+            </w:pPr>
+            <w:r>
+              <w:t xml:space="preserve">brain, subclass (24 types)</w:t>
+            </w:r>
+          </w:p>
+        </w:tc>
+        <w:tc>
+          <w:tcPr/>
+          <w:p>
+            <w:pPr>
+              <w:pStyle w:val="Compact"/>
+            </w:pPr>
+            <w:r>
+              <w:t xml:space="preserve">0.986</w:t>
+            </w:r>
+          </w:p>
+        </w:tc>
+        <w:tc>
+          <w:tcPr/>
+          <w:p>
+            <w:pPr>
+              <w:pStyle w:val="Compact"/>
+            </w:pPr>
+            <w:r>
+              <w:t xml:space="preserve">ProtoCloud 0.991</w:t>
+            </w:r>
+          </w:p>
+        </w:tc>
+      </w:tr>
+      <w:tr>
+        <w:tc>
+          <w:tcPr/>
+          <w:p>
+            <w:pPr>
+              <w:pStyle w:val="Compact"/>
+            </w:pPr>
+            <w:r>
+              <w:t xml:space="preserve">brain, cluster (151 types)</w:t>
+            </w:r>
+          </w:p>
+        </w:tc>
+        <w:tc>
+          <w:tcPr/>
+          <w:p>
+            <w:pPr>
+              <w:pStyle w:val="Compact"/>
+            </w:pPr>
+            <w:r>
+              <w:t xml:space="preserve">0.741</w:t>
+            </w:r>
+          </w:p>
+        </w:tc>
+        <w:tc>
+          <w:tcPr/>
+          <w:p>
+            <w:pPr>
+              <w:pStyle w:val="Compact"/>
+            </w:pPr>
+            <w:r>
+              <w:t xml:space="preserve">SingleR 0.845</w:t>
             </w:r>
           </w:p>
         </w:tc>
@@ -2519,7 +2947,712 @@
         <w:t xml:space="preserve">the meaningful column.</w:t>
       </w:r>
     </w:p>
-    <w:bookmarkEnd w:id="22"/>
+    <w:bookmarkEnd w:id="25"/>
+    <w:bookmarkStart w:id="35" w:name="cost-and-scaling"/>
+    <w:p>
+      <w:pPr>
+        <w:pStyle w:val="Heading1"/>
+      </w:pPr>
+      <w:r>
+        <w:t xml:space="preserve">Cost and scaling</w:t>
+      </w:r>
+    </w:p>
+    <w:p>
+      <w:pPr>
+        <w:pStyle w:val="FirstParagraph"/>
+      </w:pPr>
+      <w:r>
+        <w:t xml:space="preserve">These studies establish the cost claims the main text summarizes in one paragraph each. They</w:t>
+      </w:r>
+      <w:r>
+        <w:t xml:space="preserve"> </w:t>
+      </w:r>
+      <w:r>
+        <w:t xml:space="preserve">are here rather than in the main text because the workflow argument depends on inference being</w:t>
+      </w:r>
+      <w:r>
+        <w:t xml:space="preserve"> </w:t>
+      </w:r>
+      <w:r>
+        <w:t xml:space="preserve">cheap, not on the shape of the curve that makes it cheap.</w:t>
+      </w:r>
+    </w:p>
+    <w:p>
+      <w:pPr>
+        <w:pStyle w:val="BodyText"/>
+      </w:pPr>
+      <w:r>
+        <w:drawing>
+          <wp:inline>
+            <wp:extent cx="5334000" cy="1702553"/>
+            <wp:effectExtent b="0" l="0" r="0" t="0"/>
+            <wp:docPr descr="accuracy and memory against reference size" title="" id="27" name="Picture"/>
+            <a:graphic>
+              <a:graphicData uri="http://schemas.openxmlformats.org/drawingml/2006/picture">
+                <pic:pic>
+                  <pic:nvPicPr>
+                    <pic:cNvPr descr="/Users/iandriver/Downloads/actinn-jax-benchmark/docs/figures/fig_atlas_scaling.png" id="28" name="Picture"/>
+                    <pic:cNvPicPr>
+                      <a:picLocks noChangeArrowheads="1" noChangeAspect="1"/>
+                    </pic:cNvPicPr>
+                  </pic:nvPicPr>
+                  <pic:blipFill>
+                    <a:blip r:embed="rId26"/>
+                    <a:stretch>
+                      <a:fillRect/>
+                    </a:stretch>
+                  </pic:blipFill>
+                  <pic:spPr bwMode="auto">
+                    <a:xfrm>
+                      <a:off x="0" y="0"/>
+                      <a:ext cx="5334000" cy="1702553"/>
+                    </a:xfrm>
+                    <a:prstGeom prst="rect">
+                      <a:avLst/>
+                    </a:prstGeom>
+                    <a:noFill/>
+                    <a:ln w="9525">
+                      <a:noFill/>
+                      <a:headEnd/>
+                      <a:tailEnd/>
+                    </a:ln>
+                  </pic:spPr>
+                </pic:pic>
+              </a:graphicData>
+            </a:graphic>
+          </wp:inline>
+        </w:drawing>
+      </w:r>
+    </w:p>
+    <w:p>
+      <w:pPr>
+        <w:pStyle w:val="BodyText"/>
+      </w:pPr>
+      <w:r>
+        <w:rPr>
+          <w:b/>
+          <w:bCs/>
+        </w:rPr>
+        <w:t xml:space="preserve">Figure S6.</w:t>
+      </w:r>
+      <w:r>
+        <w:t xml:space="preserve"> </w:t>
+      </w:r>
+      <w:r>
+        <w:t xml:space="preserve">Accuracy and peak memory against reference size, four methods carried to full</w:t>
+      </w:r>
+      <w:r>
+        <w:t xml:space="preserve"> </w:t>
+      </w:r>
+      <w:r>
+        <w:t xml:space="preserve">atlas scale on two datasets.</w:t>
+      </w:r>
+      <w:r>
+        <w:t xml:space="preserve"> </w:t>
+      </w:r>
+      <w:r>
+        <w:rPr>
+          <w:i/>
+          <w:iCs/>
+        </w:rPr>
+        <w:t xml:space="preserve">A:</w:t>
+      </w:r>
+      <w:r>
+        <w:t xml:space="preserve"> </w:t>
+      </w:r>
+      <w:r>
+        <w:t xml:space="preserve">lung, 3k → 49k reference cells.</w:t>
+      </w:r>
+      <w:r>
+        <w:t xml:space="preserve"> </w:t>
+      </w:r>
+      <w:r>
+        <w:rPr>
+          <w:i/>
+          <w:iCs/>
+        </w:rPr>
+        <w:t xml:space="preserve">B:</w:t>
+      </w:r>
+      <w:r>
+        <w:t xml:space="preserve"> </w:t>
+      </w:r>
+      <w:r>
+        <w:t xml:space="preserve">the HLiCA liver atlas,</w:t>
+      </w:r>
+      <w:r>
+        <w:t xml:space="preserve"> </w:t>
+      </w:r>
+      <w:r>
+        <w:t xml:space="preserve">2.7k → 47k, an independent replication of the same reversal — a prototype VAE moves from worst</w:t>
+      </w:r>
+      <w:r>
+        <w:t xml:space="preserve"> </w:t>
+      </w:r>
+      <w:r>
+        <w:t xml:space="preserve">to best as the reference grows.</w:t>
+      </w:r>
+      <w:r>
+        <w:t xml:space="preserve"> </w:t>
+      </w:r>
+      <w:r>
+        <w:rPr>
+          <w:i/>
+          <w:iCs/>
+        </w:rPr>
+        <w:t xml:space="preserve">C:</w:t>
+      </w:r>
+      <w:r>
+        <w:t xml:space="preserve"> </w:t>
+      </w:r>
+      <w:r>
+        <w:t xml:space="preserve">peak memory over both sweeps. Error bars on</w:t>
+      </w:r>
+      <w:r>
+        <w:t xml:space="preserve"> </w:t>
+      </w:r>
+      <w:r>
+        <w:rPr>
+          <w:i/>
+          <w:iCs/>
+        </w:rPr>
+        <w:t xml:space="preserve">A</w:t>
+      </w:r>
+      <w:r>
+        <w:t xml:space="preserve"> </w:t>
+      </w:r>
+      <w:r>
+        <w:t xml:space="preserve">and</w:t>
+      </w:r>
+      <w:r>
+        <w:t xml:space="preserve"> </w:t>
+      </w:r>
+      <w:r>
+        <w:rPr>
+          <w:i/>
+          <w:iCs/>
+        </w:rPr>
+        <w:t xml:space="preserve">B</w:t>
+      </w:r>
+      <w:r>
+        <w:t xml:space="preserve"> </w:t>
+      </w:r>
+      <w:r>
+        <w:t xml:space="preserve">are 95% binomial intervals on the query, which grows with the reference (1,035 to 16,398 cells</w:t>
+      </w:r>
+      <w:r>
+        <w:t xml:space="preserve"> </w:t>
+      </w:r>
+      <w:r>
+        <w:t xml:space="preserve">on lung), so they narrow from left to right; each point is a single run, so they cover sampling</w:t>
+      </w:r>
+      <w:r>
+        <w:t xml:space="preserve"> </w:t>
+      </w:r>
+      <w:r>
+        <w:t xml:space="preserve">of the query and not run-to-run variation.</w:t>
+      </w:r>
+    </w:p>
+    <w:p>
+      <w:pPr>
+        <w:pStyle w:val="BodyText"/>
+      </w:pPr>
+      <w:r>
+        <w:drawing>
+          <wp:inline>
+            <wp:extent cx="5334000" cy="3543185"/>
+            <wp:effectExtent b="0" l="0" r="0" t="0"/>
+            <wp:docPr descr="fit and predict scaling" title="" id="30" name="Picture"/>
+            <a:graphic>
+              <a:graphicData uri="http://schemas.openxmlformats.org/drawingml/2006/picture">
+                <pic:pic>
+                  <pic:nvPicPr>
+                    <pic:cNvPr descr="/Users/iandriver/Downloads/actinn-jax-benchmark/docs/figures/fig_scaling.png" id="31" name="Picture"/>
+                    <pic:cNvPicPr>
+                      <a:picLocks noChangeArrowheads="1" noChangeAspect="1"/>
+                    </pic:cNvPicPr>
+                  </pic:nvPicPr>
+                  <pic:blipFill>
+                    <a:blip r:embed="rId29"/>
+                    <a:stretch>
+                      <a:fillRect/>
+                    </a:stretch>
+                  </pic:blipFill>
+                  <pic:spPr bwMode="auto">
+                    <a:xfrm>
+                      <a:off x="0" y="0"/>
+                      <a:ext cx="5334000" cy="3543185"/>
+                    </a:xfrm>
+                    <a:prstGeom prst="rect">
+                      <a:avLst/>
+                    </a:prstGeom>
+                    <a:noFill/>
+                    <a:ln w="9525">
+                      <a:noFill/>
+                      <a:headEnd/>
+                      <a:tailEnd/>
+                    </a:ln>
+                  </pic:spPr>
+                </pic:pic>
+              </a:graphicData>
+            </a:graphic>
+          </wp:inline>
+        </w:drawing>
+      </w:r>
+    </w:p>
+    <w:p>
+      <w:pPr>
+        <w:pStyle w:val="BodyText"/>
+      </w:pPr>
+      <w:r>
+        <w:rPr>
+          <w:b/>
+          <w:bCs/>
+        </w:rPr>
+        <w:t xml:space="preserve">Figure S7.</w:t>
+      </w:r>
+      <w:r>
+        <w:t xml:space="preserve"> </w:t>
+      </w:r>
+      <w:r>
+        <w:t xml:space="preserve">Fit and predict time against reference size and label cardinality, for the six</w:t>
+      </w:r>
+      <w:r>
+        <w:t xml:space="preserve"> </w:t>
+      </w:r>
+      <w:r>
+        <w:t xml:space="preserve">CPU methods. Fit grows on both axes for every trained method, steeply for CellTypist and the</w:t>
+      </w:r>
+      <w:r>
+        <w:t xml:space="preserve"> </w:t>
+      </w:r>
+      <w:r>
+        <w:t xml:space="preserve">SVM. Predict is flat in reference size for all six, so that flatness is a property of cached</w:t>
+      </w:r>
+      <w:r>
+        <w:t xml:space="preserve"> </w:t>
+      </w:r>
+      <w:r>
+        <w:t xml:space="preserve">inference generally rather than of any one method; cardinality is the axis that separates them,</w:t>
+      </w:r>
+      <w:r>
+        <w:t xml:space="preserve"> </w:t>
+      </w:r>
+      <w:r>
+        <w:t xml:space="preserve">where actinn-jax rises 3.2× from 5 to 86 types against the tuned linear pipeline’s 11.9×. SVM</w:t>
+      </w:r>
+      <w:r>
+        <w:t xml:space="preserve"> </w:t>
+      </w:r>
+      <w:r>
+        <w:t xml:space="preserve">and kNN predict faster than either throughout. scTOP’s smallest-reference point carries</w:t>
+      </w:r>
+      <w:r>
+        <w:t xml:space="preserve"> </w:t>
+      </w:r>
+      <w:r>
+        <w:t xml:space="preserve">one-time import cost and is not a scaling effect.</w:t>
+      </w:r>
+    </w:p>
+    <w:p>
+      <w:pPr>
+        <w:pStyle w:val="BodyText"/>
+      </w:pPr>
+      <w:r>
+        <w:drawing>
+          <wp:inline>
+            <wp:extent cx="5334000" cy="1838894"/>
+            <wp:effectExtent b="0" l="0" r="0" t="0"/>
+            <wp:docPr descr="annotating an atlas" title="" id="33" name="Picture"/>
+            <a:graphic>
+              <a:graphicData uri="http://schemas.openxmlformats.org/drawingml/2006/picture">
+                <pic:pic>
+                  <pic:nvPicPr>
+                    <pic:cNvPr descr="/Users/iandriver/Downloads/actinn-jax-benchmark/docs/figures/fig_query_scaling.png" id="34" name="Picture"/>
+                    <pic:cNvPicPr>
+                      <a:picLocks noChangeArrowheads="1" noChangeAspect="1"/>
+                    </pic:cNvPicPr>
+                  </pic:nvPicPr>
+                  <pic:blipFill>
+                    <a:blip r:embed="rId32"/>
+                    <a:stretch>
+                      <a:fillRect/>
+                    </a:stretch>
+                  </pic:blipFill>
+                  <pic:spPr bwMode="auto">
+                    <a:xfrm>
+                      <a:off x="0" y="0"/>
+                      <a:ext cx="5334000" cy="1838894"/>
+                    </a:xfrm>
+                    <a:prstGeom prst="rect">
+                      <a:avLst/>
+                    </a:prstGeom>
+                    <a:noFill/>
+                    <a:ln w="9525">
+                      <a:noFill/>
+                      <a:headEnd/>
+                      <a:tailEnd/>
+                    </a:ln>
+                  </pic:spPr>
+                </pic:pic>
+              </a:graphicData>
+            </a:graphic>
+          </wp:inline>
+        </w:drawing>
+      </w:r>
+    </w:p>
+    <w:p>
+      <w:pPr>
+        <w:pStyle w:val="BodyText"/>
+      </w:pPr>
+      <w:r>
+        <w:rPr>
+          <w:b/>
+          <w:bCs/>
+        </w:rPr>
+        <w:t xml:space="preserve">Figure S8.</w:t>
+      </w:r>
+      <w:r>
+        <w:t xml:space="preserve"> </w:t>
+      </w:r>
+      <w:r>
+        <w:t xml:space="preserve">Cost against query size with the reference fixed at 17,753 cells.</w:t>
+      </w:r>
+      <w:r>
+        <w:t xml:space="preserve"> </w:t>
+      </w:r>
+      <w:r>
+        <w:rPr>
+          <w:i/>
+          <w:iCs/>
+        </w:rPr>
+        <w:t xml:space="preserve">A:</w:t>
+      </w:r>
+      <w:r>
+        <w:t xml:space="preserve"> </w:t>
+      </w:r>
+      <w:r>
+        <w:t xml:space="preserve">wall-clock to annotate the query.</w:t>
+      </w:r>
+      <w:r>
+        <w:t xml:space="preserve"> </w:t>
+      </w:r>
+      <w:r>
+        <w:rPr>
+          <w:i/>
+          <w:iCs/>
+        </w:rPr>
+        <w:t xml:space="preserve">B:</w:t>
+      </w:r>
+      <w:r>
+        <w:t xml:space="preserve"> </w:t>
+      </w:r>
+      <w:r>
+        <w:t xml:space="preserve">throughput, which declines 31% for actinn-jax and holds</w:t>
+      </w:r>
+      <w:r>
+        <w:t xml:space="preserve"> </w:t>
+      </w:r>
+      <w:r>
+        <w:t xml:space="preserve">flat for the linear pipeline, narrowing the advantage from 4.2× to 3.1×.</w:t>
+      </w:r>
+      <w:r>
+        <w:t xml:space="preserve"> </w:t>
+      </w:r>
+      <w:r>
+        <w:rPr>
+          <w:i/>
+          <w:iCs/>
+        </w:rPr>
+        <w:t xml:space="preserve">C:</w:t>
+      </w:r>
+      <w:r>
+        <w:t xml:space="preserve"> </w:t>
+      </w:r>
+      <w:r>
+        <w:t xml:space="preserve">peak memory,</w:t>
+      </w:r>
+      <w:r>
+        <w:t xml:space="preserve"> </w:t>
+      </w:r>
+      <w:r>
+        <w:t xml:space="preserve">which does not distinguish them — on this axis it measures holding the query, not running the</w:t>
+      </w:r>
+      <w:r>
+        <w:t xml:space="preserve"> </w:t>
+      </w:r>
+      <w:r>
+        <w:t xml:space="preserve">method. Three runs per point on a shared laptop:</w:t>
+      </w:r>
+      <w:r>
+        <w:t xml:space="preserve"> </w:t>
+      </w:r>
+      <w:r>
+        <w:rPr>
+          <w:i/>
+          <w:iCs/>
+        </w:rPr>
+        <w:t xml:space="preserve">A</w:t>
+      </w:r>
+      <w:r>
+        <w:t xml:space="preserve"> </w:t>
+      </w:r>
+      <w:r>
+        <w:t xml:space="preserve">and</w:t>
+      </w:r>
+      <w:r>
+        <w:t xml:space="preserve"> </w:t>
+      </w:r>
+      <w:r>
+        <w:rPr>
+          <w:i/>
+          <w:iCs/>
+        </w:rPr>
+        <w:t xml:space="preserve">B</w:t>
+      </w:r>
+      <w:r>
+        <w:t xml:space="preserve"> </w:t>
+      </w:r>
+      <w:r>
+        <w:t xml:space="preserve">report the fastest run, since</w:t>
+      </w:r>
+      <w:r>
+        <w:t xml:space="preserve"> </w:t>
+      </w:r>
+      <w:r>
+        <w:t xml:space="preserve">contention can only add time, and</w:t>
+      </w:r>
+      <w:r>
+        <w:t xml:space="preserve"> </w:t>
+      </w:r>
+      <w:r>
+        <w:rPr>
+          <w:i/>
+          <w:iCs/>
+        </w:rPr>
+        <w:t xml:space="preserve">C</w:t>
+      </w:r>
+      <w:r>
+        <w:t xml:space="preserve"> </w:t>
+      </w:r>
+      <w:r>
+        <w:t xml:space="preserve">the largest peak, since resident-set size understates a</w:t>
+      </w:r>
+      <w:r>
+        <w:t xml:space="preserve"> </w:t>
+      </w:r>
+      <w:r>
+        <w:t xml:space="preserve">run the OS has partly evicted.</w:t>
+      </w:r>
+    </w:p>
+    <w:bookmarkEnd w:id="35"/>
+    <w:bookmarkStart w:id="42" w:name="abstention"/>
+    <w:p>
+      <w:pPr>
+        <w:pStyle w:val="Heading1"/>
+      </w:pPr>
+      <w:r>
+        <w:t xml:space="preserve">Abstention</w:t>
+      </w:r>
+    </w:p>
+    <w:p>
+      <w:pPr>
+        <w:pStyle w:val="FirstParagraph"/>
+      </w:pPr>
+      <w:r>
+        <w:drawing>
+          <wp:inline>
+            <wp:extent cx="5334000" cy="2684806"/>
+            <wp:effectExtent b="0" l="0" r="0" t="0"/>
+            <wp:docPr descr="what a threshold does to each method" title="" id="37" name="Picture"/>
+            <a:graphic>
+              <a:graphicData uri="http://schemas.openxmlformats.org/drawingml/2006/picture">
+                <pic:pic>
+                  <pic:nvPicPr>
+                    <pic:cNvPr descr="/Users/iandriver/Downloads/actinn-jax-benchmark/docs/figures/fig_abstain_grid.png" id="38" name="Picture"/>
+                    <pic:cNvPicPr>
+                      <a:picLocks noChangeArrowheads="1" noChangeAspect="1"/>
+                    </pic:cNvPicPr>
+                  </pic:nvPicPr>
+                  <pic:blipFill>
+                    <a:blip r:embed="rId36"/>
+                    <a:stretch>
+                      <a:fillRect/>
+                    </a:stretch>
+                  </pic:blipFill>
+                  <pic:spPr bwMode="auto">
+                    <a:xfrm>
+                      <a:off x="0" y="0"/>
+                      <a:ext cx="5334000" cy="2684806"/>
+                    </a:xfrm>
+                    <a:prstGeom prst="rect">
+                      <a:avLst/>
+                    </a:prstGeom>
+                    <a:noFill/>
+                    <a:ln w="9525">
+                      <a:noFill/>
+                      <a:headEnd/>
+                      <a:tailEnd/>
+                    </a:ln>
+                  </pic:spPr>
+                </pic:pic>
+              </a:graphicData>
+            </a:graphic>
+          </wp:inline>
+        </w:drawing>
+      </w:r>
+    </w:p>
+    <w:p>
+      <w:pPr>
+        <w:pStyle w:val="BodyText"/>
+      </w:pPr>
+      <w:r>
+        <w:rPr>
+          <w:b/>
+          <w:bCs/>
+        </w:rPr>
+        <w:t xml:space="preserve">Figure S9.</w:t>
+      </w:r>
+      <w:r>
+        <w:t xml:space="preserve"> </w:t>
+      </w:r>
+      <w:r>
+        <w:t xml:space="preserve">What a confidence threshold does to each of the eight methods that return a</w:t>
+      </w:r>
+      <w:r>
+        <w:t xml:space="preserve"> </w:t>
+      </w:r>
+      <w:r>
+        <w:t xml:space="preserve">per-cell confidence, with 9 of 36 cell types held out of the liver reference so 1,350 query</w:t>
+      </w:r>
+      <w:r>
+        <w:t xml:space="preserve"> </w:t>
+      </w:r>
+      <w:r>
+        <w:t xml:space="preserve">cells are out-of-distribution. Every quantity is a fraction, so all three share one axis. The</w:t>
+      </w:r>
+      <w:r>
+        <w:t xml:space="preserve"> </w:t>
+      </w:r>
+      <w:r>
+        <w:t xml:space="preserve">five that work share a shape — accuracy and novelty rising as coverage falls — and the three</w:t>
+      </w:r>
+      <w:r>
+        <w:t xml:space="preserve"> </w:t>
+      </w:r>
+      <w:r>
+        <w:t xml:space="preserve">that do not each fail visibly and differently.</w:t>
+      </w:r>
+    </w:p>
+    <w:p>
+      <w:pPr>
+        <w:pStyle w:val="BodyText"/>
+      </w:pPr>
+      <w:r>
+        <w:drawing>
+          <wp:inline>
+            <wp:extent cx="5334000" cy="2395249"/>
+            <wp:effectExtent b="0" l="0" r="0" t="0"/>
+            <wp:docPr descr="the abstain trade-off" title="" id="40" name="Picture"/>
+            <a:graphic>
+              <a:graphicData uri="http://schemas.openxmlformats.org/drawingml/2006/picture">
+                <pic:pic>
+                  <pic:nvPicPr>
+                    <pic:cNvPr descr="/Users/iandriver/Downloads/actinn-jax-benchmark/docs/figures/fig_abstain.png" id="41" name="Picture"/>
+                    <pic:cNvPicPr>
+                      <a:picLocks noChangeArrowheads="1" noChangeAspect="1"/>
+                    </pic:cNvPicPr>
+                  </pic:nvPicPr>
+                  <pic:blipFill>
+                    <a:blip r:embed="rId39"/>
+                    <a:stretch>
+                      <a:fillRect/>
+                    </a:stretch>
+                  </pic:blipFill>
+                  <pic:spPr bwMode="auto">
+                    <a:xfrm>
+                      <a:off x="0" y="0"/>
+                      <a:ext cx="5334000" cy="2395249"/>
+                    </a:xfrm>
+                    <a:prstGeom prst="rect">
+                      <a:avLst/>
+                    </a:prstGeom>
+                    <a:noFill/>
+                    <a:ln w="9525">
+                      <a:noFill/>
+                      <a:headEnd/>
+                      <a:tailEnd/>
+                    </a:ln>
+                  </pic:spPr>
+                </pic:pic>
+              </a:graphicData>
+            </a:graphic>
+          </wp:inline>
+        </w:drawing>
+      </w:r>
+    </w:p>
+    <w:p>
+      <w:pPr>
+        <w:pStyle w:val="BodyText"/>
+      </w:pPr>
+      <w:r>
+        <w:rPr>
+          <w:b/>
+          <w:bCs/>
+        </w:rPr>
+        <w:t xml:space="preserve">Figure S10.</w:t>
+      </w:r>
+      <w:r>
+        <w:t xml:space="preserve"> </w:t>
+      </w:r>
+      <w:r>
+        <w:t xml:space="preserve">The same sweep read as a trade-off, which is what compares methods to each other</w:t>
+      </w:r>
+      <w:r>
+        <w:t xml:space="preserve"> </w:t>
+      </w:r>
+      <w:r>
+        <w:t xml:space="preserve">rather than to themselves.</w:t>
+      </w:r>
+      <w:r>
+        <w:t xml:space="preserve"> </w:t>
+      </w:r>
+      <w:r>
+        <w:rPr>
+          <w:i/>
+          <w:iCs/>
+        </w:rPr>
+        <w:t xml:space="preserve">Left:</w:t>
+      </w:r>
+      <w:r>
+        <w:t xml:space="preserve"> </w:t>
+      </w:r>
+      <w:r>
+        <w:t xml:space="preserve">accuracy on kept cells against the fraction kept — the five</w:t>
+      </w:r>
+      <w:r>
+        <w:t xml:space="preserve"> </w:t>
+      </w:r>
+      <w:r>
+        <w:t xml:space="preserve">usable methods lie along one band, which is the basis for calling their abstain quality tied.</w:t>
+      </w:r>
+      <w:r>
+        <w:t xml:space="preserve"> </w:t>
+      </w:r>
+      <w:r>
+        <w:rPr>
+          <w:i/>
+          <w:iCs/>
+        </w:rPr>
+        <w:t xml:space="preserve">Right:</w:t>
+      </w:r>
+      <w:r>
+        <w:t xml:space="preserve"> </w:t>
+      </w:r>
+      <w:r>
+        <w:t xml:space="preserve">the share of held-out-type cells flagged as the threshold rises.</w:t>
+      </w:r>
+    </w:p>
+    <w:bookmarkEnd w:id="42"/>
     <w:sectPr>
       <w:footnotePr>
         <w:numRestart w:val="eachSect"/>

--- a/manuscript/actinn-jax_supplementary.docx
+++ b/manuscript/actinn-jax_supplementary.docx
@@ -103,7 +103,7 @@
           <w:i/>
           <w:iCs/>
         </w:rPr>
-        <w:t xml:space="preserve">the main text as Supplementary Figure S1–S10 and Supplementary Table S1–S3.</w:t>
+        <w:t xml:space="preserve">the main text as Supplementary Figure S1–S11 and Supplementary Table S1–S3.</w:t>
       </w:r>
     </w:p>
     <w:bookmarkStart w:id="24" w:name="supplementary-figures"/>
@@ -3159,7 +3159,7 @@
       <w:r>
         <w:drawing>
           <wp:inline>
-            <wp:extent cx="5334000" cy="3543185"/>
+            <wp:extent cx="5334000" cy="3539981"/>
             <wp:effectExtent b="0" l="0" r="0" t="0"/>
             <wp:docPr descr="fit and predict scaling" title="" id="30" name="Picture"/>
             <a:graphic>
@@ -3180,7 +3180,7 @@
                   <pic:spPr bwMode="auto">
                     <a:xfrm>
                       <a:off x="0" y="0"/>
-                      <a:ext cx="5334000" cy="3543185"/>
+                      <a:ext cx="5334000" cy="3539981"/>
                     </a:xfrm>
                     <a:prstGeom prst="rect">
                       <a:avLst/>
@@ -3653,6 +3653,123 @@
       </w:r>
     </w:p>
     <w:bookmarkEnd w:id="42"/>
+    <w:bookmarkStart w:id="46" w:name="per-split-accuracy-and-cost"/>
+    <w:p>
+      <w:pPr>
+        <w:pStyle w:val="Heading1"/>
+      </w:pPr>
+      <w:r>
+        <w:t xml:space="preserve">Per-split accuracy and cost</w:t>
+      </w:r>
+    </w:p>
+    <w:p>
+      <w:pPr>
+        <w:pStyle w:val="FirstParagraph"/>
+      </w:pPr>
+      <w:r>
+        <w:drawing>
+          <wp:inline>
+            <wp:extent cx="5334000" cy="2723902"/>
+            <wp:effectExtent b="0" l="0" r="0" t="0"/>
+            <wp:docPr descr="accuracy against cost on every split" title="" id="44" name="Picture"/>
+            <a:graphic>
+              <a:graphicData uri="http://schemas.openxmlformats.org/drawingml/2006/picture">
+                <pic:pic>
+                  <pic:nvPicPr>
+                    <pic:cNvPr descr="/Users/iandriver/Downloads/actinn-jax-benchmark/docs/figures/fig_pareto_facets.png" id="45" name="Picture"/>
+                    <pic:cNvPicPr>
+                      <a:picLocks noChangeArrowheads="1" noChangeAspect="1"/>
+                    </pic:cNvPicPr>
+                  </pic:nvPicPr>
+                  <pic:blipFill>
+                    <a:blip r:embed="rId43"/>
+                    <a:stretch>
+                      <a:fillRect/>
+                    </a:stretch>
+                  </pic:blipFill>
+                  <pic:spPr bwMode="auto">
+                    <a:xfrm>
+                      <a:off x="0" y="0"/>
+                      <a:ext cx="5334000" cy="2723902"/>
+                    </a:xfrm>
+                    <a:prstGeom prst="rect">
+                      <a:avLst/>
+                    </a:prstGeom>
+                    <a:noFill/>
+                    <a:ln w="9525">
+                      <a:noFill/>
+                      <a:headEnd/>
+                      <a:tailEnd/>
+                    </a:ln>
+                  </pic:spPr>
+                </pic:pic>
+              </a:graphicData>
+            </a:graphic>
+          </wp:inline>
+        </w:drawing>
+      </w:r>
+    </w:p>
+    <w:p>
+      <w:pPr>
+        <w:pStyle w:val="BodyText"/>
+      </w:pPr>
+      <w:r>
+        <w:rPr>
+          <w:b/>
+          <w:bCs/>
+        </w:rPr>
+        <w:t xml:space="preserve">Figure S11.</w:t>
+      </w:r>
+      <w:r>
+        <w:t xml:space="preserve"> </w:t>
+      </w:r>
+      <w:r>
+        <w:t xml:space="preserve">The data behind Figure 1 without the gap-to-leader normalization: accuracy</w:t>
+      </w:r>
+      <w:r>
+        <w:t xml:space="preserve"> </w:t>
+      </w:r>
+      <w:r>
+        <w:t xml:space="preserve">against fit + predict time on each of the eight splits, error bars the range over three</w:t>
+      </w:r>
+      <w:r>
+        <w:t xml:space="preserve"> </w:t>
+      </w:r>
+      <w:r>
+        <w:t xml:space="preserve">repeats on both axes. Axis limits are per panel, so vertical position compares methods within</w:t>
+      </w:r>
+      <w:r>
+        <w:t xml:space="preserve"> </w:t>
+      </w:r>
+      <w:r>
+        <w:t xml:space="preserve">a split and not across them — the splits differ by more than half an accuracy point end to</w:t>
+      </w:r>
+      <w:r>
+        <w:t xml:space="preserve"> </w:t>
+      </w:r>
+      <w:r>
+        <w:t xml:space="preserve">end (pbmc 0.87–0.94, cross-dataset lung 0.33–0.38†), which is why Figure 1 normalizes. Most</w:t>
+      </w:r>
+      <w:r>
+        <w:t xml:space="preserve"> </w:t>
+      </w:r>
+      <w:r>
+        <w:t xml:space="preserve">error bars are invisible because most methods are deterministic given a fixed split; the ones</w:t>
+      </w:r>
+      <w:r>
+        <w:t xml:space="preserve"> </w:t>
+      </w:r>
+      <w:r>
+        <w:t xml:space="preserve">that show are scANVI and scArches, whose repeats differ by up to 0.056 and 0.020.</w:t>
+      </w:r>
+      <w:r>
+        <w:t xml:space="preserve"> </w:t>
+      </w:r>
+      <w:r>
+        <w:t xml:space="preserve">† cross-dataset lung exact-match accuracy is a label-vocabulary artefact (§3.1).</w:t>
+      </w:r>
+    </w:p>
+    <w:bookmarkEnd w:id="46"/>
     <w:sectPr>
       <w:footnotePr>
         <w:numRestart w:val="eachSect"/>

--- a/manuscript/actinn-jax_supplementary.docx
+++ b/manuscript/actinn-jax_supplementary.docx
@@ -3159,7 +3159,7 @@
       <w:r>
         <w:drawing>
           <wp:inline>
-            <wp:extent cx="5334000" cy="3539981"/>
+            <wp:extent cx="5334000" cy="3543185"/>
             <wp:effectExtent b="0" l="0" r="0" t="0"/>
             <wp:docPr descr="fit and predict scaling" title="" id="30" name="Picture"/>
             <a:graphic>
@@ -3180,7 +3180,7 @@
                   <pic:spPr bwMode="auto">
                     <a:xfrm>
                       <a:off x="0" y="0"/>
-                      <a:ext cx="5334000" cy="3539981"/>
+                      <a:ext cx="5334000" cy="3543185"/>
                     </a:xfrm>
                     <a:prstGeom prst="rect">
                       <a:avLst/>

--- a/manuscript/actinn-jax_supplementary.docx
+++ b/manuscript/actinn-jax_supplementary.docx
@@ -3315,7 +3315,13 @@
         <w:t xml:space="preserve"> </w:t>
       </w:r>
       <w:r>
-        <w:t xml:space="preserve">Cost against query size with the reference fixed at 17,753 cells.</w:t>
+        <w:t xml:space="preserve">Cost against query size — 50,000 to 524,699 cells — with the reference fixed at</w:t>
+      </w:r>
+      <w:r>
+        <w:t xml:space="preserve"> </w:t>
+      </w:r>
+      <w:r>
+        <w:t xml:space="preserve">17,753 cells; every query in the main accuracy panel is smaller than the leftmost point here.</w:t>
       </w:r>
       <w:r>
         <w:t xml:space="preserve"> </w:t>

--- a/manuscript/actinn-jax_supplementary.docx
+++ b/manuscript/actinn-jax_supplementary.docx
@@ -103,7 +103,7 @@
           <w:i/>
           <w:iCs/>
         </w:rPr>
-        <w:t xml:space="preserve">the main text as Supplementary Figure S1–S11 and Supplementary Table S1–S3.</w:t>
+        <w:t xml:space="preserve">the main text as Supplementary Figure S1–S13 and Supplementary Table S1–S3.</w:t>
       </w:r>
     </w:p>
     <w:bookmarkStart w:id="24" w:name="supplementary-figures"/>
@@ -3776,6 +3776,176 @@
       </w:r>
     </w:p>
     <w:bookmarkEnd w:id="46"/>
+    <w:bookmarkStart w:id="53" w:name="gene-budget-on-the-open-problems-panel"/>
+    <w:p>
+      <w:pPr>
+        <w:pStyle w:val="Heading1"/>
+      </w:pPr>
+      <w:r>
+        <w:t xml:space="preserve">Gene budget on the Open Problems panel</w:t>
+      </w:r>
+    </w:p>
+    <w:p>
+      <w:pPr>
+        <w:pStyle w:val="FirstParagraph"/>
+      </w:pPr>
+      <w:r>
+        <w:drawing>
+          <wp:inline>
+            <wp:extent cx="5334000" cy="2139510"/>
+            <wp:effectExtent b="0" l="0" r="0" t="0"/>
+            <wp:docPr descr="gene budget curve" title="" id="48" name="Picture"/>
+            <a:graphic>
+              <a:graphicData uri="http://schemas.openxmlformats.org/drawingml/2006/picture">
+                <pic:pic>
+                  <pic:nvPicPr>
+                    <pic:cNvPr descr="/Users/iandriver/Downloads/actinn-jax-benchmark/docs/figures/gene_budget_curve.png" id="49" name="Picture"/>
+                    <pic:cNvPicPr>
+                      <a:picLocks noChangeArrowheads="1" noChangeAspect="1"/>
+                    </pic:cNvPicPr>
+                  </pic:nvPicPr>
+                  <pic:blipFill>
+                    <a:blip r:embed="rId47"/>
+                    <a:stretch>
+                      <a:fillRect/>
+                    </a:stretch>
+                  </pic:blipFill>
+                  <pic:spPr bwMode="auto">
+                    <a:xfrm>
+                      <a:off x="0" y="0"/>
+                      <a:ext cx="5334000" cy="2139510"/>
+                    </a:xfrm>
+                    <a:prstGeom prst="rect">
+                      <a:avLst/>
+                    </a:prstGeom>
+                    <a:noFill/>
+                    <a:ln w="9525">
+                      <a:noFill/>
+                      <a:headEnd/>
+                      <a:tailEnd/>
+                    </a:ln>
+                  </pic:spPr>
+                </pic:pic>
+              </a:graphicData>
+            </a:graphic>
+          </wp:inline>
+        </w:drawing>
+      </w:r>
+    </w:p>
+    <w:p>
+      <w:pPr>
+        <w:pStyle w:val="BodyText"/>
+      </w:pPr>
+      <w:r>
+        <w:rPr>
+          <w:b/>
+          <w:bCs/>
+        </w:rPr>
+        <w:t xml:space="preserve">Figure S12.</w:t>
+      </w:r>
+      <w:r>
+        <w:t xml:space="preserve"> </w:t>
+      </w:r>
+      <w:r>
+        <w:t xml:space="preserve">actinn-jax accuracy and macro-F1 against input gene budget across all six Open Problems</w:t>
+      </w:r>
+      <w:r>
+        <w:t xml:space="preserve"> </w:t>
+      </w:r>
+      <w:r>
+        <w:t xml:space="preserve">datasets. More genes help most datasets but regress the fine-grained,</w:t>
+      </w:r>
+      <w:r>
+        <w:t xml:space="preserve"> </w:t>
+      </w:r>
+      <w:r>
+        <w:t xml:space="preserve">domain-shifted tabula_sapiens.</w:t>
+      </w:r>
+    </w:p>
+    <w:p>
+      <w:pPr>
+        <w:pStyle w:val="BodyText"/>
+      </w:pPr>
+      <w:r>
+        <w:drawing>
+          <wp:inline>
+            <wp:extent cx="5334000" cy="2293972"/>
+            <wp:effectExtent b="0" l="0" r="0" t="0"/>
+            <wp:docPr descr="gene budget signals" title="" id="51" name="Picture"/>
+            <a:graphic>
+              <a:graphicData uri="http://schemas.openxmlformats.org/drawingml/2006/picture">
+                <pic:pic>
+                  <pic:nvPicPr>
+                    <pic:cNvPr descr="/Users/iandriver/Downloads/actinn-jax-benchmark/docs/figures/gene_budget_signals.png" id="52" name="Picture"/>
+                    <pic:cNvPicPr>
+                      <a:picLocks noChangeArrowheads="1" noChangeAspect="1"/>
+                    </pic:cNvPicPr>
+                  </pic:nvPicPr>
+                  <pic:blipFill>
+                    <a:blip r:embed="rId50"/>
+                    <a:stretch>
+                      <a:fillRect/>
+                    </a:stretch>
+                  </pic:blipFill>
+                  <pic:spPr bwMode="auto">
+                    <a:xfrm>
+                      <a:off x="0" y="0"/>
+                      <a:ext cx="5334000" cy="2293972"/>
+                    </a:xfrm>
+                    <a:prstGeom prst="rect">
+                      <a:avLst/>
+                    </a:prstGeom>
+                    <a:noFill/>
+                    <a:ln w="9525">
+                      <a:noFill/>
+                      <a:headEnd/>
+                      <a:tailEnd/>
+                    </a:ln>
+                  </pic:spPr>
+                </pic:pic>
+              </a:graphicData>
+            </a:graphic>
+          </wp:inline>
+        </w:drawing>
+      </w:r>
+    </w:p>
+    <w:p>
+      <w:pPr>
+        <w:pStyle w:val="BodyText"/>
+      </w:pPr>
+      <w:r>
+        <w:rPr>
+          <w:b/>
+          <w:bCs/>
+        </w:rPr>
+        <w:t xml:space="preserve">Figure S13.</w:t>
+      </w:r>
+      <w:r>
+        <w:t xml:space="preserve"> </w:t>
+      </w:r>
+      <w:r>
+        <w:t xml:space="preserve">Label-free signals for setting the gene budget without test labels. Held-out</w:t>
+      </w:r>
+      <w:r>
+        <w:t xml:space="preserve"> </w:t>
+      </w:r>
+      <w:r>
+        <w:t xml:space="preserve">reference cross-validation and query-cells-per-class both single out tabula_sapiens, the one</w:t>
+      </w:r>
+      <w:r>
+        <w:t xml:space="preserve"> </w:t>
+      </w:r>
+      <w:r>
+        <w:t xml:space="preserve">dataset where more genes cost real accuracy — about 10 points. hypomap drifts down as well,</w:t>
+      </w:r>
+      <w:r>
+        <w:t xml:space="preserve"> </w:t>
+      </w:r>
+      <w:r>
+        <w:t xml:space="preserve">but from a saturated 0.998, and neither signal flags it.</w:t>
+      </w:r>
+    </w:p>
+    <w:bookmarkEnd w:id="53"/>
     <w:sectPr>
       <w:footnotePr>
         <w:numRestart w:val="eachSect"/>

--- a/manuscript/actinn-jax_supplementary.docx
+++ b/manuscript/actinn-jax_supplementary.docx
@@ -3143,13 +3143,7 @@
         <w:t xml:space="preserve"> </w:t>
       </w:r>
       <w:r>
-        <w:t xml:space="preserve">on lung), so they narrow from left to right; each point is a single run, so they cover sampling</w:t>
-      </w:r>
-      <w:r>
-        <w:t xml:space="preserve"> </w:t>
-      </w:r>
-      <w:r>
-        <w:t xml:space="preserve">of the query and not run-to-run variation.</w:t>
+        <w:t xml:space="preserve">on lung), so they narrow from left to right; each point is a single run.</w:t>
       </w:r>
     </w:p>
     <w:p>

--- a/manuscript/actinn-jax_supplementary.docx
+++ b/manuscript/actinn-jax_supplementary.docx
@@ -2841,7 +2841,7 @@
               <w:pStyle w:val="Compact"/>
             </w:pPr>
             <w:r>
-              <w:t xml:space="preserve">scArches 0.940</w:t>
+              <w:t xml:space="preserve">scArches 0.929</w:t>
             </w:r>
           </w:p>
         </w:tc>
@@ -2984,7 +2984,7 @@
       <w:r>
         <w:drawing>
           <wp:inline>
-            <wp:extent cx="5334000" cy="1702553"/>
+            <wp:extent cx="5334000" cy="1309240"/>
             <wp:effectExtent b="0" l="0" r="0" t="0"/>
             <wp:docPr descr="accuracy and memory against reference size" title="" id="27" name="Picture"/>
             <a:graphic>
@@ -3005,7 +3005,7 @@
                   <pic:spPr bwMode="auto">
                     <a:xfrm>
                       <a:off x="0" y="0"/>
-                      <a:ext cx="5334000" cy="1702553"/>
+                      <a:ext cx="5334000" cy="1309240"/>
                     </a:xfrm>
                     <a:prstGeom prst="rect">
                       <a:avLst/>
@@ -3039,13 +3039,13 @@
         <w:t xml:space="preserve"> </w:t>
       </w:r>
       <w:r>
-        <w:t xml:space="preserve">Accuracy and peak memory against reference size, four methods carried to full</w:t>
-      </w:r>
-      <w:r>
-        <w:t xml:space="preserve"> </w:t>
-      </w:r>
-      <w:r>
-        <w:t xml:space="preserve">atlas scale on two datasets.</w:t>
+        <w:t xml:space="preserve">Accuracy and peak memory against reference size, four methods carried to atlas</w:t>
+      </w:r>
+      <w:r>
+        <w:t xml:space="preserve"> </w:t>
+      </w:r>
+      <w:r>
+        <w:t xml:space="preserve">scale on three tissues.</w:t>
       </w:r>
       <w:r>
         <w:t xml:space="preserve"> </w:t>
@@ -3061,7 +3061,7 @@
         <w:t xml:space="preserve"> </w:t>
       </w:r>
       <w:r>
-        <w:t xml:space="preserve">lung, 3k → 49k reference cells.</w:t>
+        <w:t xml:space="preserve">lung, 3.1k → 49k reference cells.</w:t>
       </w:r>
       <w:r>
         <w:t xml:space="preserve"> </w:t>
@@ -3083,13 +3083,7 @@
         <w:t xml:space="preserve"> </w:t>
       </w:r>
       <w:r>
-        <w:t xml:space="preserve">2.7k → 47k, an independent replication of the same reversal — a prototype VAE moves from worst</w:t>
-      </w:r>
-      <w:r>
-        <w:t xml:space="preserve"> </w:t>
-      </w:r>
-      <w:r>
-        <w:t xml:space="preserve">to best as the reference grows.</w:t>
+        <w:t xml:space="preserve">2.7k → 47k.</w:t>
       </w:r>
       <w:r>
         <w:t xml:space="preserve"> </w:t>
@@ -3105,7 +3099,29 @@
         <w:t xml:space="preserve"> </w:t>
       </w:r>
       <w:r>
-        <w:t xml:space="preserve">peak memory over both sweeps. Error bars on</w:t>
+        <w:t xml:space="preserve">Allen brain (MTG), 1.8k → 46k. In each one a prototype VAE moves from worst to</w:t>
+      </w:r>
+      <w:r>
+        <w:t xml:space="preserve"> </w:t>
+      </w:r>
+      <w:r>
+        <w:t xml:space="preserve">best as the reference grows.</w:t>
+      </w:r>
+      <w:r>
+        <w:t xml:space="preserve"> </w:t>
+      </w:r>
+      <w:r>
+        <w:rPr>
+          <w:i/>
+          <w:iCs/>
+        </w:rPr>
+        <w:t xml:space="preserve">D:</w:t>
+      </w:r>
+      <w:r>
+        <w:t xml:space="preserve"> </w:t>
+      </w:r>
+      <w:r>
+        <w:t xml:space="preserve">peak memory over all three sweeps. Error bars on</w:t>
       </w:r>
       <w:r>
         <w:t xml:space="preserve"> </w:t>
@@ -3153,7 +3169,7 @@
       <w:r>
         <w:drawing>
           <wp:inline>
-            <wp:extent cx="5334000" cy="3543185"/>
+            <wp:extent cx="5334000" cy="3539981"/>
             <wp:effectExtent b="0" l="0" r="0" t="0"/>
             <wp:docPr descr="fit and predict scaling" title="" id="30" name="Picture"/>
             <a:graphic>
@@ -3174,7 +3190,7 @@
                   <pic:spPr bwMode="auto">
                     <a:xfrm>
                       <a:off x="0" y="0"/>
-                      <a:ext cx="5334000" cy="3543185"/>
+                      <a:ext cx="5334000" cy="3539981"/>
                     </a:xfrm>
                     <a:prstGeom prst="rect">
                       <a:avLst/>
@@ -3232,7 +3248,7 @@
         <w:t xml:space="preserve"> </w:t>
       </w:r>
       <w:r>
-        <w:t xml:space="preserve">where actinn-jax rises 3.2× from 5 to 86 types against the tuned linear pipeline’s 11.9×. SVM</w:t>
+        <w:t xml:space="preserve">where actinn-jax rises 3.1× from 5 to 86 types against the tuned linear pipeline’s 11.0×. SVM</w:t>
       </w:r>
       <w:r>
         <w:t xml:space="preserve"> </w:t>
@@ -3347,13 +3363,13 @@
         <w:t xml:space="preserve"> </w:t>
       </w:r>
       <w:r>
-        <w:t xml:space="preserve">throughput, which declines 31% for actinn-jax and holds</w:t>
-      </w:r>
-      <w:r>
-        <w:t xml:space="preserve"> </w:t>
-      </w:r>
-      <w:r>
-        <w:t xml:space="preserve">flat for the linear pipeline, narrowing the advantage from 4.2× to 3.1×.</w:t>
+        <w:t xml:space="preserve">throughput, which declines 21% for actinn-jax and</w:t>
+      </w:r>
+      <w:r>
+        <w:t xml:space="preserve"> </w:t>
+      </w:r>
+      <w:r>
+        <w:t xml:space="preserve">10% for the linear pipeline, narrowing the advantage from 2.4× to 2.1×.</w:t>
       </w:r>
       <w:r>
         <w:t xml:space="preserve"> </w:t>
@@ -3760,7 +3776,7 @@
         <w:t xml:space="preserve"> </w:t>
       </w:r>
       <w:r>
-        <w:t xml:space="preserve">that show are scANVI and scArches, whose repeats differ by up to 0.056 and 0.020.</w:t>
+        <w:t xml:space="preserve">that show are scArches, SVM and scANVI, whose repeats differ by up to 0.024, 0.023 and 0.015.</w:t>
       </w:r>
       <w:r>
         <w:t xml:space="preserve"> </w:t>
